--- a/samples/documents/RAG引擎参数配置.docx
+++ b/samples/documents/RAG引擎参数配置.docx
@@ -14,7 +14,7 @@
           <w:sz w:val="32"/>
           <w:szCs w:val="32"/>
         </w:rPr>
-        <w:t xml:space="preserve">RAG 引擎参数配置</w:t>
+        <w:t xml:space="preserve">RAG 引擎参数配置文档</w:t>
       </w:r>
     </w:p>
     <w:p>
@@ -56,7 +56,7 @@
           <w:sz w:val="22"/>
           <w:szCs w:val="22"/>
         </w:rPr>
-        <w:t xml:space="preserve">i-Write 团队</w:t>
+        <w:t xml:space="preserve">陈强、孙娜</w:t>
       </w:r>
     </w:p>
     <w:p>
@@ -77,7 +77,7 @@
           <w:sz w:val="22"/>
           <w:szCs w:val="22"/>
         </w:rPr>
-        <w:t xml:space="preserve">2026-06-15</w:t>
+        <w:t xml:space="preserve">2026-06-20</w:t>
       </w:r>
     </w:p>
     <w:p>
@@ -118,163 +118,91 @@
           <w:sz w:val="26"/>
           <w:szCs w:val="26"/>
         </w:rPr>
-        <w:t xml:space="preserve">参数列表</w:t>
-      </w:r>
-    </w:p>
-    <w:p>
-      <w:pPr>
-        <w:spacing w:after="80"/>
-      </w:pPr>
-      <w:r>
-        <w:rPr>
-          <w:sz w:val="22"/>
-          <w:szCs w:val="22"/>
-        </w:rPr>
-        <w:t xml:space="preserve">参数 | 默认值 | 说明</w:t>
-      </w:r>
-    </w:p>
-    <w:p>
-      <w:pPr>
-        <w:spacing w:after="80"/>
-      </w:pPr>
-      <w:r>
-        <w:rPr>
-          <w:sz w:val="22"/>
-          <w:szCs w:val="22"/>
-        </w:rPr>
-        <w:t xml:space="preserve">chunk_size | 512 | 文档分块大小（tokens）</w:t>
-      </w:r>
-    </w:p>
-    <w:p>
-      <w:pPr>
-        <w:spacing w:after="80"/>
-      </w:pPr>
-      <w:r>
-        <w:rPr>
-          <w:sz w:val="22"/>
-          <w:szCs w:val="22"/>
-        </w:rPr>
-        <w:t xml:space="preserve">chunk_overlap | 64 | 分块重叠大小</w:t>
-      </w:r>
-    </w:p>
-    <w:p>
-      <w:pPr>
-        <w:spacing w:after="80"/>
-      </w:pPr>
-      <w:r>
-        <w:rPr>
-          <w:sz w:val="22"/>
-          <w:szCs w:val="22"/>
-        </w:rPr>
-        <w:t xml:space="preserve">embedding_model | 用户配置 | 默认 SiliconFlow/bge-m3</w:t>
-      </w:r>
-    </w:p>
-    <w:p>
-      <w:pPr>
-        <w:spacing w:after="80"/>
-      </w:pPr>
-      <w:r>
-        <w:rPr>
-          <w:sz w:val="22"/>
-          <w:szCs w:val="22"/>
-        </w:rPr>
-        <w:t xml:space="preserve">embedding_dimension | 1024 | 向量维度</w:t>
-      </w:r>
-    </w:p>
-    <w:p>
-      <w:pPr>
-        <w:spacing w:after="80"/>
-      </w:pPr>
-      <w:r>
-        <w:rPr>
-          <w:sz w:val="22"/>
-          <w:szCs w:val="22"/>
-        </w:rPr>
-        <w:t xml:space="preserve">bm25_k1 | 1.2 | BM25 参数 k1</w:t>
-      </w:r>
-    </w:p>
-    <w:p>
-      <w:pPr>
-        <w:spacing w:after="80"/>
-      </w:pPr>
-      <w:r>
-        <w:rPr>
-          <w:sz w:val="22"/>
-          <w:szCs w:val="22"/>
-        </w:rPr>
-        <w:t xml:space="preserve">bm25_b | 0.75 | BM25 参数 b</w:t>
-      </w:r>
-    </w:p>
-    <w:p>
-      <w:pPr>
-        <w:spacing w:after="80"/>
-      </w:pPr>
-      <w:r>
-        <w:rPr>
-          <w:sz w:val="22"/>
-          <w:szCs w:val="22"/>
-        </w:rPr>
-        <w:t xml:space="preserve">rrf_k | 60 | RRF 融合参数</w:t>
-      </w:r>
-    </w:p>
-    <w:p>
-      <w:pPr>
-        <w:spacing w:after="80"/>
-      </w:pPr>
-      <w:r>
-        <w:rPr>
-          <w:sz w:val="22"/>
-          <w:szCs w:val="22"/>
-        </w:rPr>
-        <w:t xml:space="preserve">mmr_lambda | 0.7 | MMR 多样性参数</w:t>
-      </w:r>
-    </w:p>
-    <w:p>
-      <w:pPr>
-        <w:spacing w:after="80"/>
-      </w:pPr>
-      <w:r>
-        <w:rPr>
-          <w:sz w:val="22"/>
-          <w:szCs w:val="22"/>
-        </w:rPr>
-        <w:t xml:space="preserve">top_k | 10 | 检索返回数量</w:t>
-      </w:r>
-    </w:p>
-    <w:p>
-      <w:pPr>
-        <w:spacing w:after="80"/>
-      </w:pPr>
-      <w:r>
-        <w:rPr>
-          <w:sz w:val="22"/>
-          <w:szCs w:val="22"/>
-        </w:rPr>
-        <w:t xml:space="preserve">reranker_top_k | 5 | 重排序后返回数量</w:t>
-      </w:r>
-    </w:p>
-    <w:p>
-      <w:pPr>
-        <w:spacing w:after="80"/>
-      </w:pPr>
-      <w:r>
-        <w:rPr>
-          <w:sz w:val="22"/>
-          <w:szCs w:val="22"/>
-        </w:rPr>
-        <w:t xml:space="preserve">groundedness_threshold | 0.8 | Groundedness 通过阈值</w:t>
-      </w:r>
-    </w:p>
-    <w:p>
-      <w:pPr>
-        <w:spacing w:after="80"/>
-      </w:pPr>
-      <w:r>
-        <w:rPr>
-          <w:sz w:val="22"/>
-          <w:szCs w:val="22"/>
-        </w:rPr>
-        <w:t xml:space="preserve">groundedness_fail_threshold | 0.5 | 失败阈值（触发重生成）</w:t>
+        <w:t xml:space="preserve">1. 概述</w:t>
+      </w:r>
+    </w:p>
+    <w:p>
+      <w:pPr>
+        <w:spacing w:after="80"/>
+      </w:pPr>
+      <w:r>
+        <w:rPr>
+          <w:sz w:val="22"/>
+          <w:szCs w:val="22"/>
+        </w:rPr>
+        <w:t xml:space="preserve">RAG（Retrieval-Augmented Generation）引擎是 i-Write 的核心组件，负责从知识库中检索相关信息，辅助 LLM 生成准确的文档内容。</w:t>
+      </w:r>
+    </w:p>
+    <w:p>
+      <w:pPr>
+        <w:spacing w:after="80"/>
+      </w:pPr>
+      <w:r>
+        <w:rPr>
+          <w:sz w:val="22"/>
+          <w:szCs w:val="22"/>
+        </w:rPr>
+        <w:t xml:space="preserve"/>
+      </w:r>
+    </w:p>
+    <w:p>
+      <w:pPr>
+        <w:spacing w:after="80"/>
+      </w:pPr>
+      <w:r>
+        <w:rPr>
+          <w:sz w:val="22"/>
+          <w:szCs w:val="22"/>
+        </w:rPr>
+        <w:t xml:space="preserve">设计原则：</w:t>
+      </w:r>
+    </w:p>
+    <w:p>
+      <w:pPr>
+        <w:spacing w:after="80"/>
+      </w:pPr>
+      <w:r>
+        <w:rPr>
+          <w:sz w:val="22"/>
+          <w:szCs w:val="22"/>
+        </w:rPr>
+        <w:t xml:space="preserve">- 可追溯：每个检索结果都能溯源到原始文档</w:t>
+      </w:r>
+    </w:p>
+    <w:p>
+      <w:pPr>
+        <w:spacing w:after="80"/>
+      </w:pPr>
+      <w:r>
+        <w:rPr>
+          <w:sz w:val="22"/>
+          <w:szCs w:val="22"/>
+        </w:rPr>
+        <w:t xml:space="preserve">- 可配置：所有参数可通过配置调整</w:t>
+      </w:r>
+    </w:p>
+    <w:p>
+      <w:pPr>
+        <w:spacing w:after="80"/>
+      </w:pPr>
+      <w:r>
+        <w:rPr>
+          <w:sz w:val="22"/>
+          <w:szCs w:val="22"/>
+        </w:rPr>
+        <w:t xml:space="preserve">- 可降级：支持三级降级（远程 API → 本地模型 → 启发式）</w:t>
+      </w:r>
+    </w:p>
+    <w:p>
+      <w:pPr>
+        <w:spacing w:after="80"/>
+      </w:pPr>
+      <w:r>
+        <w:rPr>
+          <w:sz w:val="22"/>
+          <w:szCs w:val="22"/>
+        </w:rPr>
+        <w:t xml:space="preserve">- 高性能：端到端延迟 &lt; 3 秒（P95）</w:t>
       </w:r>
     </w:p>
     <w:p>
@@ -289,19 +217,19 @@
           <w:sz w:val="26"/>
           <w:szCs w:val="26"/>
         </w:rPr>
-        <w:t xml:space="preserve">Pipeline 流程</w:t>
-      </w:r>
-    </w:p>
-    <w:p>
-      <w:pPr>
-        <w:spacing w:after="80"/>
-      </w:pPr>
-      <w:r>
-        <w:rPr>
-          <w:sz w:val="22"/>
-          <w:szCs w:val="22"/>
-        </w:rPr>
-        <w:t xml:space="preserve">Query Expansion → Hybrid Search → Reranker → Cross-Source Fusion → Groundedness Check</w:t>
+        <w:t xml:space="preserve">2. 参数配置表</w:t>
+      </w:r>
+    </w:p>
+    <w:p>
+      <w:pPr>
+        <w:spacing w:after="80"/>
+      </w:pPr>
+      <w:r>
+        <w:rPr>
+          <w:sz w:val="22"/>
+          <w:szCs w:val="22"/>
+        </w:rPr>
+        <w:t xml:space="preserve">核心参数：</w:t>
       </w:r>
     </w:p>
     <w:p>
@@ -316,52 +244,2036 @@
         <w:t xml:space="preserve"/>
       </w:r>
     </w:p>
-    <w:p>
-      <w:pPr>
-        <w:spacing w:after="80"/>
-      </w:pPr>
-      <w:r>
-        <w:rPr>
-          <w:sz w:val="22"/>
-          <w:szCs w:val="22"/>
-        </w:rPr>
-        <w:t xml:space="preserve">1. Query Expansion — 跨语言扩展、同义词扩展、Multi-Query 改写</w:t>
-      </w:r>
-    </w:p>
-    <w:p>
-      <w:pPr>
-        <w:spacing w:after="80"/>
-      </w:pPr>
-      <w:r>
-        <w:rPr>
-          <w:sz w:val="22"/>
-          <w:szCs w:val="22"/>
-        </w:rPr>
-        <w:t xml:space="preserve">2. Hybrid Search — BM25 + 向量语义搜索 + RRF 融合 + MMR 多样性排序</w:t>
-      </w:r>
-    </w:p>
-    <w:p>
-      <w:pPr>
-        <w:spacing w:after="80"/>
-      </w:pPr>
-      <w:r>
-        <w:rPr>
-          <w:sz w:val="22"/>
-          <w:szCs w:val="22"/>
-        </w:rPr>
-        <w:t xml:space="preserve">3. Reranker — 三级降级：远程 API → 本地 Cross-Encoder → 启发式加权</w:t>
-      </w:r>
-    </w:p>
-    <w:p>
-      <w:pPr>
-        <w:spacing w:after="80"/>
-      </w:pPr>
-      <w:r>
-        <w:rPr>
-          <w:sz w:val="22"/>
-          <w:szCs w:val="22"/>
-        </w:rPr>
-        <w:t xml:space="preserve">4. Groundedness Check — 句子级验证：groundedRatio &gt;= 0.8 → pass</w:t>
+    <w:tbl>
+      <w:tblPr>
+        <w:tblW w:type="dxa" w:w="9000"/>
+        <w:tblBorders>
+          <w:top w:val="single" w:color="auto" w:sz="4"/>
+          <w:left w:val="single" w:color="auto" w:sz="4"/>
+          <w:bottom w:val="single" w:color="auto" w:sz="4"/>
+          <w:right w:val="single" w:color="auto" w:sz="4"/>
+          <w:insideH w:val="single" w:color="auto" w:sz="4"/>
+          <w:insideV w:val="single" w:color="auto" w:sz="4"/>
+        </w:tblBorders>
+      </w:tblPr>
+      <w:tblGrid>
+        <w:gridCol w:w="100"/>
+        <w:gridCol w:w="100"/>
+        <w:gridCol w:w="100"/>
+        <w:gridCol w:w="100"/>
+      </w:tblGrid>
+      <w:tr>
+        <w:tc>
+          <w:tcPr>
+            <w:tcW w:type="dxa" w:w="2250"/>
+            <w:tcBorders>
+              <w:top w:val="single" w:color="CCCCCC" w:sz="1"/>
+              <w:left w:val="single" w:color="CCCCCC" w:sz="1"/>
+              <w:bottom w:val="single" w:color="CCCCCC" w:sz="1"/>
+              <w:right w:val="single" w:color="CCCCCC" w:sz="1"/>
+            </w:tcBorders>
+            <w:shd w:color="E2E8F0" w:val="solid"/>
+          </w:tcPr>
+          <w:p>
+            <w:pPr>
+              <w:spacing w:after="40" w:before="40"/>
+            </w:pPr>
+            <w:r>
+              <w:rPr>
+                <w:b/>
+                <w:bCs/>
+                <w:sz w:val="20"/>
+                <w:szCs w:val="20"/>
+              </w:rPr>
+              <w:t xml:space="preserve">参数</w:t>
+            </w:r>
+          </w:p>
+        </w:tc>
+        <w:tc>
+          <w:tcPr>
+            <w:tcW w:type="dxa" w:w="2250"/>
+            <w:tcBorders>
+              <w:top w:val="single" w:color="CCCCCC" w:sz="1"/>
+              <w:left w:val="single" w:color="CCCCCC" w:sz="1"/>
+              <w:bottom w:val="single" w:color="CCCCCC" w:sz="1"/>
+              <w:right w:val="single" w:color="CCCCCC" w:sz="1"/>
+            </w:tcBorders>
+            <w:shd w:color="E2E8F0" w:val="solid"/>
+          </w:tcPr>
+          <w:p>
+            <w:pPr>
+              <w:spacing w:after="40" w:before="40"/>
+            </w:pPr>
+            <w:r>
+              <w:rPr>
+                <w:b/>
+                <w:bCs/>
+                <w:sz w:val="20"/>
+                <w:szCs w:val="20"/>
+              </w:rPr>
+              <w:t xml:space="preserve">值</w:t>
+            </w:r>
+          </w:p>
+        </w:tc>
+        <w:tc>
+          <w:tcPr>
+            <w:tcW w:type="dxa" w:w="2250"/>
+            <w:tcBorders>
+              <w:top w:val="single" w:color="CCCCCC" w:sz="1"/>
+              <w:left w:val="single" w:color="CCCCCC" w:sz="1"/>
+              <w:bottom w:val="single" w:color="CCCCCC" w:sz="1"/>
+              <w:right w:val="single" w:color="CCCCCC" w:sz="1"/>
+            </w:tcBorders>
+            <w:shd w:color="E2E8F0" w:val="solid"/>
+          </w:tcPr>
+          <w:p>
+            <w:pPr>
+              <w:spacing w:after="40" w:before="40"/>
+            </w:pPr>
+            <w:r>
+              <w:rPr>
+                <w:b/>
+                <w:bCs/>
+                <w:sz w:val="20"/>
+                <w:szCs w:val="20"/>
+              </w:rPr>
+              <w:t xml:space="preserve">说明</w:t>
+            </w:r>
+          </w:p>
+        </w:tc>
+        <w:tc>
+          <w:tcPr>
+            <w:tcW w:type="dxa" w:w="2250"/>
+            <w:tcBorders>
+              <w:top w:val="single" w:color="CCCCCC" w:sz="1"/>
+              <w:left w:val="single" w:color="CCCCCC" w:sz="1"/>
+              <w:bottom w:val="single" w:color="CCCCCC" w:sz="1"/>
+              <w:right w:val="single" w:color="CCCCCC" w:sz="1"/>
+            </w:tcBorders>
+            <w:shd w:color="E2E8F0" w:val="solid"/>
+          </w:tcPr>
+          <w:p>
+            <w:pPr>
+              <w:spacing w:after="40" w:before="40"/>
+            </w:pPr>
+            <w:r>
+              <w:rPr>
+                <w:b/>
+                <w:bCs/>
+                <w:sz w:val="20"/>
+                <w:szCs w:val="20"/>
+              </w:rPr>
+              <w:t xml:space="preserve">类别</w:t>
+            </w:r>
+          </w:p>
+        </w:tc>
+      </w:tr>
+      <w:tr>
+        <w:tc>
+          <w:tcPr>
+            <w:tcW w:type="dxa" w:w="2250"/>
+            <w:tcBorders>
+              <w:top w:val="single" w:color="CCCCCC" w:sz="1"/>
+              <w:left w:val="single" w:color="CCCCCC" w:sz="1"/>
+              <w:bottom w:val="single" w:color="CCCCCC" w:sz="1"/>
+              <w:right w:val="single" w:color="CCCCCC" w:sz="1"/>
+            </w:tcBorders>
+          </w:tcPr>
+          <w:p>
+            <w:pPr>
+              <w:spacing w:after="40" w:before="40"/>
+            </w:pPr>
+            <w:r>
+              <w:rPr>
+                <w:b w:val="false"/>
+                <w:bCs w:val="false"/>
+                <w:sz w:val="20"/>
+                <w:szCs w:val="20"/>
+              </w:rPr>
+              <w:t xml:space="preserve">chunk_size</w:t>
+            </w:r>
+          </w:p>
+        </w:tc>
+        <w:tc>
+          <w:tcPr>
+            <w:tcW w:type="dxa" w:w="2250"/>
+            <w:tcBorders>
+              <w:top w:val="single" w:color="CCCCCC" w:sz="1"/>
+              <w:left w:val="single" w:color="CCCCCC" w:sz="1"/>
+              <w:bottom w:val="single" w:color="CCCCCC" w:sz="1"/>
+              <w:right w:val="single" w:color="CCCCCC" w:sz="1"/>
+            </w:tcBorders>
+          </w:tcPr>
+          <w:p>
+            <w:pPr>
+              <w:spacing w:after="40" w:before="40"/>
+            </w:pPr>
+            <w:r>
+              <w:rPr>
+                <w:b w:val="false"/>
+                <w:bCs w:val="false"/>
+                <w:sz w:val="20"/>
+                <w:szCs w:val="20"/>
+              </w:rPr>
+              <w:t xml:space="preserve">512 tokens</w:t>
+            </w:r>
+          </w:p>
+        </w:tc>
+        <w:tc>
+          <w:tcPr>
+            <w:tcW w:type="dxa" w:w="2250"/>
+            <w:tcBorders>
+              <w:top w:val="single" w:color="CCCCCC" w:sz="1"/>
+              <w:left w:val="single" w:color="CCCCCC" w:sz="1"/>
+              <w:bottom w:val="single" w:color="CCCCCC" w:sz="1"/>
+              <w:right w:val="single" w:color="CCCCCC" w:sz="1"/>
+            </w:tcBorders>
+          </w:tcPr>
+          <w:p>
+            <w:pPr>
+              <w:spacing w:after="40" w:before="40"/>
+            </w:pPr>
+            <w:r>
+              <w:rPr>
+                <w:b w:val="false"/>
+                <w:bCs w:val="false"/>
+                <w:sz w:val="20"/>
+                <w:szCs w:val="20"/>
+              </w:rPr>
+              <w:t xml:space="preserve">约 340 中文字符</w:t>
+            </w:r>
+          </w:p>
+        </w:tc>
+        <w:tc>
+          <w:tcPr>
+            <w:tcW w:type="dxa" w:w="2250"/>
+            <w:tcBorders>
+              <w:top w:val="single" w:color="CCCCCC" w:sz="1"/>
+              <w:left w:val="single" w:color="CCCCCC" w:sz="1"/>
+              <w:bottom w:val="single" w:color="CCCCCC" w:sz="1"/>
+              <w:right w:val="single" w:color="CCCCCC" w:sz="1"/>
+            </w:tcBorders>
+          </w:tcPr>
+          <w:p>
+            <w:pPr>
+              <w:spacing w:after="40" w:before="40"/>
+            </w:pPr>
+            <w:r>
+              <w:rPr>
+                <w:b w:val="false"/>
+                <w:bCs w:val="false"/>
+                <w:sz w:val="20"/>
+                <w:szCs w:val="20"/>
+              </w:rPr>
+              <w:t xml:space="preserve">分块</w:t>
+            </w:r>
+          </w:p>
+        </w:tc>
+      </w:tr>
+      <w:tr>
+        <w:tc>
+          <w:tcPr>
+            <w:tcW w:type="dxa" w:w="2250"/>
+            <w:tcBorders>
+              <w:top w:val="single" w:color="CCCCCC" w:sz="1"/>
+              <w:left w:val="single" w:color="CCCCCC" w:sz="1"/>
+              <w:bottom w:val="single" w:color="CCCCCC" w:sz="1"/>
+              <w:right w:val="single" w:color="CCCCCC" w:sz="1"/>
+            </w:tcBorders>
+          </w:tcPr>
+          <w:p>
+            <w:pPr>
+              <w:spacing w:after="40" w:before="40"/>
+            </w:pPr>
+            <w:r>
+              <w:rPr>
+                <w:b w:val="false"/>
+                <w:bCs w:val="false"/>
+                <w:sz w:val="20"/>
+                <w:szCs w:val="20"/>
+              </w:rPr>
+              <w:t xml:space="preserve">chunk_overlap</w:t>
+            </w:r>
+          </w:p>
+        </w:tc>
+        <w:tc>
+          <w:tcPr>
+            <w:tcW w:type="dxa" w:w="2250"/>
+            <w:tcBorders>
+              <w:top w:val="single" w:color="CCCCCC" w:sz="1"/>
+              <w:left w:val="single" w:color="CCCCCC" w:sz="1"/>
+              <w:bottom w:val="single" w:color="CCCCCC" w:sz="1"/>
+              <w:right w:val="single" w:color="CCCCCC" w:sz="1"/>
+            </w:tcBorders>
+          </w:tcPr>
+          <w:p>
+            <w:pPr>
+              <w:spacing w:after="40" w:before="40"/>
+            </w:pPr>
+            <w:r>
+              <w:rPr>
+                <w:b w:val="false"/>
+                <w:bCs w:val="false"/>
+                <w:sz w:val="20"/>
+                <w:szCs w:val="20"/>
+              </w:rPr>
+              <w:t xml:space="preserve">64 tokens</w:t>
+            </w:r>
+          </w:p>
+        </w:tc>
+        <w:tc>
+          <w:tcPr>
+            <w:tcW w:type="dxa" w:w="2250"/>
+            <w:tcBorders>
+              <w:top w:val="single" w:color="CCCCCC" w:sz="1"/>
+              <w:left w:val="single" w:color="CCCCCC" w:sz="1"/>
+              <w:bottom w:val="single" w:color="CCCCCC" w:sz="1"/>
+              <w:right w:val="single" w:color="CCCCCC" w:sz="1"/>
+            </w:tcBorders>
+          </w:tcPr>
+          <w:p>
+            <w:pPr>
+              <w:spacing w:after="40" w:before="40"/>
+            </w:pPr>
+            <w:r>
+              <w:rPr>
+                <w:b w:val="false"/>
+                <w:bCs w:val="false"/>
+                <w:sz w:val="20"/>
+                <w:szCs w:val="20"/>
+              </w:rPr>
+              <w:t xml:space="preserve">约 45 中文字符</w:t>
+            </w:r>
+          </w:p>
+        </w:tc>
+        <w:tc>
+          <w:tcPr>
+            <w:tcW w:type="dxa" w:w="2250"/>
+            <w:tcBorders>
+              <w:top w:val="single" w:color="CCCCCC" w:sz="1"/>
+              <w:left w:val="single" w:color="CCCCCC" w:sz="1"/>
+              <w:bottom w:val="single" w:color="CCCCCC" w:sz="1"/>
+              <w:right w:val="single" w:color="CCCCCC" w:sz="1"/>
+            </w:tcBorders>
+          </w:tcPr>
+          <w:p>
+            <w:pPr>
+              <w:spacing w:after="40" w:before="40"/>
+            </w:pPr>
+            <w:r>
+              <w:rPr>
+                <w:b w:val="false"/>
+                <w:bCs w:val="false"/>
+                <w:sz w:val="20"/>
+                <w:szCs w:val="20"/>
+              </w:rPr>
+              <w:t xml:space="preserve">分块</w:t>
+            </w:r>
+          </w:p>
+        </w:tc>
+      </w:tr>
+      <w:tr>
+        <w:tc>
+          <w:tcPr>
+            <w:tcW w:type="dxa" w:w="2250"/>
+            <w:tcBorders>
+              <w:top w:val="single" w:color="CCCCCC" w:sz="1"/>
+              <w:left w:val="single" w:color="CCCCCC" w:sz="1"/>
+              <w:bottom w:val="single" w:color="CCCCCC" w:sz="1"/>
+              <w:right w:val="single" w:color="CCCCCC" w:sz="1"/>
+            </w:tcBorders>
+          </w:tcPr>
+          <w:p>
+            <w:pPr>
+              <w:spacing w:after="40" w:before="40"/>
+            </w:pPr>
+            <w:r>
+              <w:rPr>
+                <w:b w:val="false"/>
+                <w:bCs w:val="false"/>
+                <w:sz w:val="20"/>
+                <w:szCs w:val="20"/>
+              </w:rPr>
+              <w:t xml:space="preserve">min_chunk_size</w:t>
+            </w:r>
+          </w:p>
+        </w:tc>
+        <w:tc>
+          <w:tcPr>
+            <w:tcW w:type="dxa" w:w="2250"/>
+            <w:tcBorders>
+              <w:top w:val="single" w:color="CCCCCC" w:sz="1"/>
+              <w:left w:val="single" w:color="CCCCCC" w:sz="1"/>
+              <w:bottom w:val="single" w:color="CCCCCC" w:sz="1"/>
+              <w:right w:val="single" w:color="CCCCCC" w:sz="1"/>
+            </w:tcBorders>
+          </w:tcPr>
+          <w:p>
+            <w:pPr>
+              <w:spacing w:after="40" w:before="40"/>
+            </w:pPr>
+            <w:r>
+              <w:rPr>
+                <w:b w:val="false"/>
+                <w:bCs w:val="false"/>
+                <w:sz w:val="20"/>
+                <w:szCs w:val="20"/>
+              </w:rPr>
+              <w:t xml:space="preserve">80 字符</w:t>
+            </w:r>
+          </w:p>
+        </w:tc>
+        <w:tc>
+          <w:tcPr>
+            <w:tcW w:type="dxa" w:w="2250"/>
+            <w:tcBorders>
+              <w:top w:val="single" w:color="CCCCCC" w:sz="1"/>
+              <w:left w:val="single" w:color="CCCCCC" w:sz="1"/>
+              <w:bottom w:val="single" w:color="CCCCCC" w:sz="1"/>
+              <w:right w:val="single" w:color="CCCCCC" w:sz="1"/>
+            </w:tcBorders>
+          </w:tcPr>
+          <w:p>
+            <w:pPr>
+              <w:spacing w:after="40" w:before="40"/>
+            </w:pPr>
+            <w:r>
+              <w:rPr>
+                <w:b w:val="false"/>
+                <w:bCs w:val="false"/>
+                <w:sz w:val="20"/>
+                <w:szCs w:val="20"/>
+              </w:rPr>
+              <w:t xml:space="preserve">最小分块大小</w:t>
+            </w:r>
+          </w:p>
+        </w:tc>
+        <w:tc>
+          <w:tcPr>
+            <w:tcW w:type="dxa" w:w="2250"/>
+            <w:tcBorders>
+              <w:top w:val="single" w:color="CCCCCC" w:sz="1"/>
+              <w:left w:val="single" w:color="CCCCCC" w:sz="1"/>
+              <w:bottom w:val="single" w:color="CCCCCC" w:sz="1"/>
+              <w:right w:val="single" w:color="CCCCCC" w:sz="1"/>
+            </w:tcBorders>
+          </w:tcPr>
+          <w:p>
+            <w:pPr>
+              <w:spacing w:after="40" w:before="40"/>
+            </w:pPr>
+            <w:r>
+              <w:rPr>
+                <w:b w:val="false"/>
+                <w:bCs w:val="false"/>
+                <w:sz w:val="20"/>
+                <w:szCs w:val="20"/>
+              </w:rPr>
+              <w:t xml:space="preserve">分块</w:t>
+            </w:r>
+          </w:p>
+        </w:tc>
+      </w:tr>
+      <w:tr>
+        <w:tc>
+          <w:tcPr>
+            <w:tcW w:type="dxa" w:w="2250"/>
+            <w:tcBorders>
+              <w:top w:val="single" w:color="CCCCCC" w:sz="1"/>
+              <w:left w:val="single" w:color="CCCCCC" w:sz="1"/>
+              <w:bottom w:val="single" w:color="CCCCCC" w:sz="1"/>
+              <w:right w:val="single" w:color="CCCCCC" w:sz="1"/>
+            </w:tcBorders>
+          </w:tcPr>
+          <w:p>
+            <w:pPr>
+              <w:spacing w:after="40" w:before="40"/>
+            </w:pPr>
+            <w:r>
+              <w:rPr>
+                <w:b w:val="false"/>
+                <w:bCs w:val="false"/>
+                <w:sz w:val="20"/>
+                <w:szCs w:val="20"/>
+              </w:rPr>
+              <w:t xml:space="preserve">top_k</w:t>
+            </w:r>
+          </w:p>
+        </w:tc>
+        <w:tc>
+          <w:tcPr>
+            <w:tcW w:type="dxa" w:w="2250"/>
+            <w:tcBorders>
+              <w:top w:val="single" w:color="CCCCCC" w:sz="1"/>
+              <w:left w:val="single" w:color="CCCCCC" w:sz="1"/>
+              <w:bottom w:val="single" w:color="CCCCCC" w:sz="1"/>
+              <w:right w:val="single" w:color="CCCCCC" w:sz="1"/>
+            </w:tcBorders>
+          </w:tcPr>
+          <w:p>
+            <w:pPr>
+              <w:spacing w:after="40" w:before="40"/>
+            </w:pPr>
+            <w:r>
+              <w:rPr>
+                <w:b w:val="false"/>
+                <w:bCs w:val="false"/>
+                <w:sz w:val="20"/>
+                <w:szCs w:val="20"/>
+              </w:rPr>
+              <w:t xml:space="preserve">10</w:t>
+            </w:r>
+          </w:p>
+        </w:tc>
+        <w:tc>
+          <w:tcPr>
+            <w:tcW w:type="dxa" w:w="2250"/>
+            <w:tcBorders>
+              <w:top w:val="single" w:color="CCCCCC" w:sz="1"/>
+              <w:left w:val="single" w:color="CCCCCC" w:sz="1"/>
+              <w:bottom w:val="single" w:color="CCCCCC" w:sz="1"/>
+              <w:right w:val="single" w:color="CCCCCC" w:sz="1"/>
+            </w:tcBorders>
+          </w:tcPr>
+          <w:p>
+            <w:pPr>
+              <w:spacing w:after="40" w:before="40"/>
+            </w:pPr>
+            <w:r>
+              <w:rPr>
+                <w:b w:val="false"/>
+                <w:bCs w:val="false"/>
+                <w:sz w:val="20"/>
+                <w:szCs w:val="20"/>
+              </w:rPr>
+              <w:t xml:space="preserve">返回 Top-K 结果</w:t>
+            </w:r>
+          </w:p>
+        </w:tc>
+        <w:tc>
+          <w:tcPr>
+            <w:tcW w:type="dxa" w:w="2250"/>
+            <w:tcBorders>
+              <w:top w:val="single" w:color="CCCCCC" w:sz="1"/>
+              <w:left w:val="single" w:color="CCCCCC" w:sz="1"/>
+              <w:bottom w:val="single" w:color="CCCCCC" w:sz="1"/>
+              <w:right w:val="single" w:color="CCCCCC" w:sz="1"/>
+            </w:tcBorders>
+          </w:tcPr>
+          <w:p>
+            <w:pPr>
+              <w:spacing w:after="40" w:before="40"/>
+            </w:pPr>
+            <w:r>
+              <w:rPr>
+                <w:b w:val="false"/>
+                <w:bCs w:val="false"/>
+                <w:sz w:val="20"/>
+                <w:szCs w:val="20"/>
+              </w:rPr>
+              <w:t xml:space="preserve">检索</w:t>
+            </w:r>
+          </w:p>
+        </w:tc>
+      </w:tr>
+      <w:tr>
+        <w:tc>
+          <w:tcPr>
+            <w:tcW w:type="dxa" w:w="2250"/>
+            <w:tcBorders>
+              <w:top w:val="single" w:color="CCCCCC" w:sz="1"/>
+              <w:left w:val="single" w:color="CCCCCC" w:sz="1"/>
+              <w:bottom w:val="single" w:color="CCCCCC" w:sz="1"/>
+              <w:right w:val="single" w:color="CCCCCC" w:sz="1"/>
+            </w:tcBorders>
+          </w:tcPr>
+          <w:p>
+            <w:pPr>
+              <w:spacing w:after="40" w:before="40"/>
+            </w:pPr>
+            <w:r>
+              <w:rPr>
+                <w:b w:val="false"/>
+                <w:bCs w:val="false"/>
+                <w:sz w:val="20"/>
+                <w:szCs w:val="20"/>
+              </w:rPr>
+              <w:t xml:space="preserve">bm25_k1</w:t>
+            </w:r>
+          </w:p>
+        </w:tc>
+        <w:tc>
+          <w:tcPr>
+            <w:tcW w:type="dxa" w:w="2250"/>
+            <w:tcBorders>
+              <w:top w:val="single" w:color="CCCCCC" w:sz="1"/>
+              <w:left w:val="single" w:color="CCCCCC" w:sz="1"/>
+              <w:bottom w:val="single" w:color="CCCCCC" w:sz="1"/>
+              <w:right w:val="single" w:color="CCCCCC" w:sz="1"/>
+            </w:tcBorders>
+          </w:tcPr>
+          <w:p>
+            <w:pPr>
+              <w:spacing w:after="40" w:before="40"/>
+            </w:pPr>
+            <w:r>
+              <w:rPr>
+                <w:b w:val="false"/>
+                <w:bCs w:val="false"/>
+                <w:sz w:val="20"/>
+                <w:szCs w:val="20"/>
+              </w:rPr>
+              <w:t xml:space="preserve">1.2</w:t>
+            </w:r>
+          </w:p>
+        </w:tc>
+        <w:tc>
+          <w:tcPr>
+            <w:tcW w:type="dxa" w:w="2250"/>
+            <w:tcBorders>
+              <w:top w:val="single" w:color="CCCCCC" w:sz="1"/>
+              <w:left w:val="single" w:color="CCCCCC" w:sz="1"/>
+              <w:bottom w:val="single" w:color="CCCCCC" w:sz="1"/>
+              <w:right w:val="single" w:color="CCCCCC" w:sz="1"/>
+            </w:tcBorders>
+          </w:tcPr>
+          <w:p>
+            <w:pPr>
+              <w:spacing w:after="40" w:before="40"/>
+            </w:pPr>
+            <w:r>
+              <w:rPr>
+                <w:b w:val="false"/>
+                <w:bCs w:val="false"/>
+                <w:sz w:val="20"/>
+                <w:szCs w:val="20"/>
+              </w:rPr>
+              <w:t xml:space="preserve">BM25 参数 k1</w:t>
+            </w:r>
+          </w:p>
+        </w:tc>
+        <w:tc>
+          <w:tcPr>
+            <w:tcW w:type="dxa" w:w="2250"/>
+            <w:tcBorders>
+              <w:top w:val="single" w:color="CCCCCC" w:sz="1"/>
+              <w:left w:val="single" w:color="CCCCCC" w:sz="1"/>
+              <w:bottom w:val="single" w:color="CCCCCC" w:sz="1"/>
+              <w:right w:val="single" w:color="CCCCCC" w:sz="1"/>
+            </w:tcBorders>
+          </w:tcPr>
+          <w:p>
+            <w:pPr>
+              <w:spacing w:after="40" w:before="40"/>
+            </w:pPr>
+            <w:r>
+              <w:rPr>
+                <w:b w:val="false"/>
+                <w:bCs w:val="false"/>
+                <w:sz w:val="20"/>
+                <w:szCs w:val="20"/>
+              </w:rPr>
+              <w:t xml:space="preserve">检索</w:t>
+            </w:r>
+          </w:p>
+        </w:tc>
+      </w:tr>
+      <w:tr>
+        <w:tc>
+          <w:tcPr>
+            <w:tcW w:type="dxa" w:w="2250"/>
+            <w:tcBorders>
+              <w:top w:val="single" w:color="CCCCCC" w:sz="1"/>
+              <w:left w:val="single" w:color="CCCCCC" w:sz="1"/>
+              <w:bottom w:val="single" w:color="CCCCCC" w:sz="1"/>
+              <w:right w:val="single" w:color="CCCCCC" w:sz="1"/>
+            </w:tcBorders>
+          </w:tcPr>
+          <w:p>
+            <w:pPr>
+              <w:spacing w:after="40" w:before="40"/>
+            </w:pPr>
+            <w:r>
+              <w:rPr>
+                <w:b w:val="false"/>
+                <w:bCs w:val="false"/>
+                <w:sz w:val="20"/>
+                <w:szCs w:val="20"/>
+              </w:rPr>
+              <w:t xml:space="preserve">bm25_b</w:t>
+            </w:r>
+          </w:p>
+        </w:tc>
+        <w:tc>
+          <w:tcPr>
+            <w:tcW w:type="dxa" w:w="2250"/>
+            <w:tcBorders>
+              <w:top w:val="single" w:color="CCCCCC" w:sz="1"/>
+              <w:left w:val="single" w:color="CCCCCC" w:sz="1"/>
+              <w:bottom w:val="single" w:color="CCCCCC" w:sz="1"/>
+              <w:right w:val="single" w:color="CCCCCC" w:sz="1"/>
+            </w:tcBorders>
+          </w:tcPr>
+          <w:p>
+            <w:pPr>
+              <w:spacing w:after="40" w:before="40"/>
+            </w:pPr>
+            <w:r>
+              <w:rPr>
+                <w:b w:val="false"/>
+                <w:bCs w:val="false"/>
+                <w:sz w:val="20"/>
+                <w:szCs w:val="20"/>
+              </w:rPr>
+              <w:t xml:space="preserve">0.75</w:t>
+            </w:r>
+          </w:p>
+        </w:tc>
+        <w:tc>
+          <w:tcPr>
+            <w:tcW w:type="dxa" w:w="2250"/>
+            <w:tcBorders>
+              <w:top w:val="single" w:color="CCCCCC" w:sz="1"/>
+              <w:left w:val="single" w:color="CCCCCC" w:sz="1"/>
+              <w:bottom w:val="single" w:color="CCCCCC" w:sz="1"/>
+              <w:right w:val="single" w:color="CCCCCC" w:sz="1"/>
+            </w:tcBorders>
+          </w:tcPr>
+          <w:p>
+            <w:pPr>
+              <w:spacing w:after="40" w:before="40"/>
+            </w:pPr>
+            <w:r>
+              <w:rPr>
+                <w:b w:val="false"/>
+                <w:bCs w:val="false"/>
+                <w:sz w:val="20"/>
+                <w:szCs w:val="20"/>
+              </w:rPr>
+              <w:t xml:space="preserve">BM25 参数 b</w:t>
+            </w:r>
+          </w:p>
+        </w:tc>
+        <w:tc>
+          <w:tcPr>
+            <w:tcW w:type="dxa" w:w="2250"/>
+            <w:tcBorders>
+              <w:top w:val="single" w:color="CCCCCC" w:sz="1"/>
+              <w:left w:val="single" w:color="CCCCCC" w:sz="1"/>
+              <w:bottom w:val="single" w:color="CCCCCC" w:sz="1"/>
+              <w:right w:val="single" w:color="CCCCCC" w:sz="1"/>
+            </w:tcBorders>
+          </w:tcPr>
+          <w:p>
+            <w:pPr>
+              <w:spacing w:after="40" w:before="40"/>
+            </w:pPr>
+            <w:r>
+              <w:rPr>
+                <w:b w:val="false"/>
+                <w:bCs w:val="false"/>
+                <w:sz w:val="20"/>
+                <w:szCs w:val="20"/>
+              </w:rPr>
+              <w:t xml:space="preserve">检索</w:t>
+            </w:r>
+          </w:p>
+        </w:tc>
+      </w:tr>
+      <w:tr>
+        <w:tc>
+          <w:tcPr>
+            <w:tcW w:type="dxa" w:w="2250"/>
+            <w:tcBorders>
+              <w:top w:val="single" w:color="CCCCCC" w:sz="1"/>
+              <w:left w:val="single" w:color="CCCCCC" w:sz="1"/>
+              <w:bottom w:val="single" w:color="CCCCCC" w:sz="1"/>
+              <w:right w:val="single" w:color="CCCCCC" w:sz="1"/>
+            </w:tcBorders>
+          </w:tcPr>
+          <w:p>
+            <w:pPr>
+              <w:spacing w:after="40" w:before="40"/>
+            </w:pPr>
+            <w:r>
+              <w:rPr>
+                <w:b w:val="false"/>
+                <w:bCs w:val="false"/>
+                <w:sz w:val="20"/>
+                <w:szCs w:val="20"/>
+              </w:rPr>
+              <w:t xml:space="preserve">vector_similarity_threshold</w:t>
+            </w:r>
+          </w:p>
+        </w:tc>
+        <w:tc>
+          <w:tcPr>
+            <w:tcW w:type="dxa" w:w="2250"/>
+            <w:tcBorders>
+              <w:top w:val="single" w:color="CCCCCC" w:sz="1"/>
+              <w:left w:val="single" w:color="CCCCCC" w:sz="1"/>
+              <w:bottom w:val="single" w:color="CCCCCC" w:sz="1"/>
+              <w:right w:val="single" w:color="CCCCCC" w:sz="1"/>
+            </w:tcBorders>
+          </w:tcPr>
+          <w:p>
+            <w:pPr>
+              <w:spacing w:after="40" w:before="40"/>
+            </w:pPr>
+            <w:r>
+              <w:rPr>
+                <w:b w:val="false"/>
+                <w:bCs w:val="false"/>
+                <w:sz w:val="20"/>
+                <w:szCs w:val="20"/>
+              </w:rPr>
+              <w:t xml:space="preserve">0.7</w:t>
+            </w:r>
+          </w:p>
+        </w:tc>
+        <w:tc>
+          <w:tcPr>
+            <w:tcW w:type="dxa" w:w="2250"/>
+            <w:tcBorders>
+              <w:top w:val="single" w:color="CCCCCC" w:sz="1"/>
+              <w:left w:val="single" w:color="CCCCCC" w:sz="1"/>
+              <w:bottom w:val="single" w:color="CCCCCC" w:sz="1"/>
+              <w:right w:val="single" w:color="CCCCCC" w:sz="1"/>
+            </w:tcBorders>
+          </w:tcPr>
+          <w:p>
+            <w:pPr>
+              <w:spacing w:after="40" w:before="40"/>
+            </w:pPr>
+            <w:r>
+              <w:rPr>
+                <w:b w:val="false"/>
+                <w:bCs w:val="false"/>
+                <w:sz w:val="20"/>
+                <w:szCs w:val="20"/>
+              </w:rPr>
+              <w:t xml:space="preserve">向量相似度阈值</w:t>
+            </w:r>
+          </w:p>
+        </w:tc>
+        <w:tc>
+          <w:tcPr>
+            <w:tcW w:type="dxa" w:w="2250"/>
+            <w:tcBorders>
+              <w:top w:val="single" w:color="CCCCCC" w:sz="1"/>
+              <w:left w:val="single" w:color="CCCCCC" w:sz="1"/>
+              <w:bottom w:val="single" w:color="CCCCCC" w:sz="1"/>
+              <w:right w:val="single" w:color="CCCCCC" w:sz="1"/>
+            </w:tcBorders>
+          </w:tcPr>
+          <w:p>
+            <w:pPr>
+              <w:spacing w:after="40" w:before="40"/>
+            </w:pPr>
+            <w:r>
+              <w:rPr>
+                <w:b w:val="false"/>
+                <w:bCs w:val="false"/>
+                <w:sz w:val="20"/>
+                <w:szCs w:val="20"/>
+              </w:rPr>
+              <w:t xml:space="preserve">检索</w:t>
+            </w:r>
+          </w:p>
+        </w:tc>
+      </w:tr>
+      <w:tr>
+        <w:tc>
+          <w:tcPr>
+            <w:tcW w:type="dxa" w:w="2250"/>
+            <w:tcBorders>
+              <w:top w:val="single" w:color="CCCCCC" w:sz="1"/>
+              <w:left w:val="single" w:color="CCCCCC" w:sz="1"/>
+              <w:bottom w:val="single" w:color="CCCCCC" w:sz="1"/>
+              <w:right w:val="single" w:color="CCCCCC" w:sz="1"/>
+            </w:tcBorders>
+          </w:tcPr>
+          <w:p>
+            <w:pPr>
+              <w:spacing w:after="40" w:before="40"/>
+            </w:pPr>
+            <w:r>
+              <w:rPr>
+                <w:b w:val="false"/>
+                <w:bCs w:val="false"/>
+                <w:sz w:val="20"/>
+                <w:szCs w:val="20"/>
+              </w:rPr>
+              <w:t xml:space="preserve">rrf_k</w:t>
+            </w:r>
+          </w:p>
+        </w:tc>
+        <w:tc>
+          <w:tcPr>
+            <w:tcW w:type="dxa" w:w="2250"/>
+            <w:tcBorders>
+              <w:top w:val="single" w:color="CCCCCC" w:sz="1"/>
+              <w:left w:val="single" w:color="CCCCCC" w:sz="1"/>
+              <w:bottom w:val="single" w:color="CCCCCC" w:sz="1"/>
+              <w:right w:val="single" w:color="CCCCCC" w:sz="1"/>
+            </w:tcBorders>
+          </w:tcPr>
+          <w:p>
+            <w:pPr>
+              <w:spacing w:after="40" w:before="40"/>
+            </w:pPr>
+            <w:r>
+              <w:rPr>
+                <w:b w:val="false"/>
+                <w:bCs w:val="false"/>
+                <w:sz w:val="20"/>
+                <w:szCs w:val="20"/>
+              </w:rPr>
+              <w:t xml:space="preserve">60</w:t>
+            </w:r>
+          </w:p>
+        </w:tc>
+        <w:tc>
+          <w:tcPr>
+            <w:tcW w:type="dxa" w:w="2250"/>
+            <w:tcBorders>
+              <w:top w:val="single" w:color="CCCCCC" w:sz="1"/>
+              <w:left w:val="single" w:color="CCCCCC" w:sz="1"/>
+              <w:bottom w:val="single" w:color="CCCCCC" w:sz="1"/>
+              <w:right w:val="single" w:color="CCCCCC" w:sz="1"/>
+            </w:tcBorders>
+          </w:tcPr>
+          <w:p>
+            <w:pPr>
+              <w:spacing w:after="40" w:before="40"/>
+            </w:pPr>
+            <w:r>
+              <w:rPr>
+                <w:b w:val="false"/>
+                <w:bCs w:val="false"/>
+                <w:sz w:val="20"/>
+                <w:szCs w:val="20"/>
+              </w:rPr>
+              <w:t xml:space="preserve">RRF 融合参数 k</w:t>
+            </w:r>
+          </w:p>
+        </w:tc>
+        <w:tc>
+          <w:tcPr>
+            <w:tcW w:type="dxa" w:w="2250"/>
+            <w:tcBorders>
+              <w:top w:val="single" w:color="CCCCCC" w:sz="1"/>
+              <w:left w:val="single" w:color="CCCCCC" w:sz="1"/>
+              <w:bottom w:val="single" w:color="CCCCCC" w:sz="1"/>
+              <w:right w:val="single" w:color="CCCCCC" w:sz="1"/>
+            </w:tcBorders>
+          </w:tcPr>
+          <w:p>
+            <w:pPr>
+              <w:spacing w:after="40" w:before="40"/>
+            </w:pPr>
+            <w:r>
+              <w:rPr>
+                <w:b w:val="false"/>
+                <w:bCs w:val="false"/>
+                <w:sz w:val="20"/>
+                <w:szCs w:val="20"/>
+              </w:rPr>
+              <w:t xml:space="preserve">检索</w:t>
+            </w:r>
+          </w:p>
+        </w:tc>
+      </w:tr>
+      <w:tr>
+        <w:tc>
+          <w:tcPr>
+            <w:tcW w:type="dxa" w:w="2250"/>
+            <w:tcBorders>
+              <w:top w:val="single" w:color="CCCCCC" w:sz="1"/>
+              <w:left w:val="single" w:color="CCCCCC" w:sz="1"/>
+              <w:bottom w:val="single" w:color="CCCCCC" w:sz="1"/>
+              <w:right w:val="single" w:color="CCCCCC" w:sz="1"/>
+            </w:tcBorders>
+          </w:tcPr>
+          <w:p>
+            <w:pPr>
+              <w:spacing w:after="40" w:before="40"/>
+            </w:pPr>
+            <w:r>
+              <w:rPr>
+                <w:b w:val="false"/>
+                <w:bCs w:val="false"/>
+                <w:sz w:val="20"/>
+                <w:szCs w:val="20"/>
+              </w:rPr>
+              <w:t xml:space="preserve">reranker_top_k</w:t>
+            </w:r>
+          </w:p>
+        </w:tc>
+        <w:tc>
+          <w:tcPr>
+            <w:tcW w:type="dxa" w:w="2250"/>
+            <w:tcBorders>
+              <w:top w:val="single" w:color="CCCCCC" w:sz="1"/>
+              <w:left w:val="single" w:color="CCCCCC" w:sz="1"/>
+              <w:bottom w:val="single" w:color="CCCCCC" w:sz="1"/>
+              <w:right w:val="single" w:color="CCCCCC" w:sz="1"/>
+            </w:tcBorders>
+          </w:tcPr>
+          <w:p>
+            <w:pPr>
+              <w:spacing w:after="40" w:before="40"/>
+            </w:pPr>
+            <w:r>
+              <w:rPr>
+                <w:b w:val="false"/>
+                <w:bCs w:val="false"/>
+                <w:sz w:val="20"/>
+                <w:szCs w:val="20"/>
+              </w:rPr>
+              <w:t xml:space="preserve">5</w:t>
+            </w:r>
+          </w:p>
+        </w:tc>
+        <w:tc>
+          <w:tcPr>
+            <w:tcW w:type="dxa" w:w="2250"/>
+            <w:tcBorders>
+              <w:top w:val="single" w:color="CCCCCC" w:sz="1"/>
+              <w:left w:val="single" w:color="CCCCCC" w:sz="1"/>
+              <w:bottom w:val="single" w:color="CCCCCC" w:sz="1"/>
+              <w:right w:val="single" w:color="CCCCCC" w:sz="1"/>
+            </w:tcBorders>
+          </w:tcPr>
+          <w:p>
+            <w:pPr>
+              <w:spacing w:after="40" w:before="40"/>
+            </w:pPr>
+            <w:r>
+              <w:rPr>
+                <w:b w:val="false"/>
+                <w:bCs w:val="false"/>
+                <w:sz w:val="20"/>
+                <w:szCs w:val="20"/>
+              </w:rPr>
+              <w:t xml:space="preserve">重排序后返回 Top-K</w:t>
+            </w:r>
+          </w:p>
+        </w:tc>
+        <w:tc>
+          <w:tcPr>
+            <w:tcW w:type="dxa" w:w="2250"/>
+            <w:tcBorders>
+              <w:top w:val="single" w:color="CCCCCC" w:sz="1"/>
+              <w:left w:val="single" w:color="CCCCCC" w:sz="1"/>
+              <w:bottom w:val="single" w:color="CCCCCC" w:sz="1"/>
+              <w:right w:val="single" w:color="CCCCCC" w:sz="1"/>
+            </w:tcBorders>
+          </w:tcPr>
+          <w:p>
+            <w:pPr>
+              <w:spacing w:after="40" w:before="40"/>
+            </w:pPr>
+            <w:r>
+              <w:rPr>
+                <w:b w:val="false"/>
+                <w:bCs w:val="false"/>
+                <w:sz w:val="20"/>
+                <w:szCs w:val="20"/>
+              </w:rPr>
+              <w:t xml:space="preserve">Reranker</w:t>
+            </w:r>
+          </w:p>
+        </w:tc>
+      </w:tr>
+      <w:tr>
+        <w:tc>
+          <w:tcPr>
+            <w:tcW w:type="dxa" w:w="2250"/>
+            <w:tcBorders>
+              <w:top w:val="single" w:color="CCCCCC" w:sz="1"/>
+              <w:left w:val="single" w:color="CCCCCC" w:sz="1"/>
+              <w:bottom w:val="single" w:color="CCCCCC" w:sz="1"/>
+              <w:right w:val="single" w:color="CCCCCC" w:sz="1"/>
+            </w:tcBorders>
+          </w:tcPr>
+          <w:p>
+            <w:pPr>
+              <w:spacing w:after="40" w:before="40"/>
+            </w:pPr>
+            <w:r>
+              <w:rPr>
+                <w:b w:val="false"/>
+                <w:bCs w:val="false"/>
+                <w:sz w:val="20"/>
+                <w:szCs w:val="20"/>
+              </w:rPr>
+              <w:t xml:space="preserve">reranker_model</w:t>
+            </w:r>
+          </w:p>
+        </w:tc>
+        <w:tc>
+          <w:tcPr>
+            <w:tcW w:type="dxa" w:w="2250"/>
+            <w:tcBorders>
+              <w:top w:val="single" w:color="CCCCCC" w:sz="1"/>
+              <w:left w:val="single" w:color="CCCCCC" w:sz="1"/>
+              <w:bottom w:val="single" w:color="CCCCCC" w:sz="1"/>
+              <w:right w:val="single" w:color="CCCCCC" w:sz="1"/>
+            </w:tcBorders>
+          </w:tcPr>
+          <w:p>
+            <w:pPr>
+              <w:spacing w:after="40" w:before="40"/>
+            </w:pPr>
+            <w:r>
+              <w:rPr>
+                <w:b w:val="false"/>
+                <w:bCs w:val="false"/>
+                <w:sz w:val="20"/>
+                <w:szCs w:val="20"/>
+              </w:rPr>
+              <w:t xml:space="preserve">BAAI/bge-reranker-v2-m3</w:t>
+            </w:r>
+          </w:p>
+        </w:tc>
+        <w:tc>
+          <w:tcPr>
+            <w:tcW w:type="dxa" w:w="2250"/>
+            <w:tcBorders>
+              <w:top w:val="single" w:color="CCCCCC" w:sz="1"/>
+              <w:left w:val="single" w:color="CCCCCC" w:sz="1"/>
+              <w:bottom w:val="single" w:color="CCCCCC" w:sz="1"/>
+              <w:right w:val="single" w:color="CCCCCC" w:sz="1"/>
+            </w:tcBorders>
+          </w:tcPr>
+          <w:p>
+            <w:pPr>
+              <w:spacing w:after="40" w:before="40"/>
+            </w:pPr>
+            <w:r>
+              <w:rPr>
+                <w:b w:val="false"/>
+                <w:bCs w:val="false"/>
+                <w:sz w:val="20"/>
+                <w:szCs w:val="20"/>
+              </w:rPr>
+              <w:t xml:space="preserve">本地模型</w:t>
+            </w:r>
+          </w:p>
+        </w:tc>
+        <w:tc>
+          <w:tcPr>
+            <w:tcW w:type="dxa" w:w="2250"/>
+            <w:tcBorders>
+              <w:top w:val="single" w:color="CCCCCC" w:sz="1"/>
+              <w:left w:val="single" w:color="CCCCCC" w:sz="1"/>
+              <w:bottom w:val="single" w:color="CCCCCC" w:sz="1"/>
+              <w:right w:val="single" w:color="CCCCCC" w:sz="1"/>
+            </w:tcBorders>
+          </w:tcPr>
+          <w:p>
+            <w:pPr>
+              <w:spacing w:after="40" w:before="40"/>
+            </w:pPr>
+            <w:r>
+              <w:rPr>
+                <w:b w:val="false"/>
+                <w:bCs w:val="false"/>
+                <w:sz w:val="20"/>
+                <w:szCs w:val="20"/>
+              </w:rPr>
+              <w:t xml:space="preserve">Reranker</w:t>
+            </w:r>
+          </w:p>
+        </w:tc>
+      </w:tr>
+      <w:tr>
+        <w:tc>
+          <w:tcPr>
+            <w:tcW w:type="dxa" w:w="2250"/>
+            <w:tcBorders>
+              <w:top w:val="single" w:color="CCCCCC" w:sz="1"/>
+              <w:left w:val="single" w:color="CCCCCC" w:sz="1"/>
+              <w:bottom w:val="single" w:color="CCCCCC" w:sz="1"/>
+              <w:right w:val="single" w:color="CCCCCC" w:sz="1"/>
+            </w:tcBorders>
+          </w:tcPr>
+          <w:p>
+            <w:pPr>
+              <w:spacing w:after="40" w:before="40"/>
+            </w:pPr>
+            <w:r>
+              <w:rPr>
+                <w:b w:val="false"/>
+                <w:bCs w:val="false"/>
+                <w:sz w:val="20"/>
+                <w:szCs w:val="20"/>
+              </w:rPr>
+              <w:t xml:space="preserve">reranker_api_url</w:t>
+            </w:r>
+          </w:p>
+        </w:tc>
+        <w:tc>
+          <w:tcPr>
+            <w:tcW w:type="dxa" w:w="2250"/>
+            <w:tcBorders>
+              <w:top w:val="single" w:color="CCCCCC" w:sz="1"/>
+              <w:left w:val="single" w:color="CCCCCC" w:sz="1"/>
+              <w:bottom w:val="single" w:color="CCCCCC" w:sz="1"/>
+              <w:right w:val="single" w:color="CCCCCC" w:sz="1"/>
+            </w:tcBorders>
+          </w:tcPr>
+          <w:p>
+            <w:pPr>
+              <w:spacing w:after="40" w:before="40"/>
+            </w:pPr>
+            <w:r>
+              <w:rPr>
+                <w:b w:val="false"/>
+                <w:bCs w:val="false"/>
+                <w:sz w:val="20"/>
+                <w:szCs w:val="20"/>
+              </w:rPr>
+              <w:t xml:space="preserve">https://api.siliconflow.cn/v1/reranker</w:t>
+            </w:r>
+          </w:p>
+        </w:tc>
+        <w:tc>
+          <w:tcPr>
+            <w:tcW w:type="dxa" w:w="2250"/>
+            <w:tcBorders>
+              <w:top w:val="single" w:color="CCCCCC" w:sz="1"/>
+              <w:left w:val="single" w:color="CCCCCC" w:sz="1"/>
+              <w:bottom w:val="single" w:color="CCCCCC" w:sz="1"/>
+              <w:right w:val="single" w:color="CCCCCC" w:sz="1"/>
+            </w:tcBorders>
+          </w:tcPr>
+          <w:p>
+            <w:pPr>
+              <w:spacing w:after="40" w:before="40"/>
+            </w:pPr>
+            <w:r>
+              <w:rPr>
+                <w:b w:val="false"/>
+                <w:bCs w:val="false"/>
+                <w:sz w:val="20"/>
+                <w:szCs w:val="20"/>
+              </w:rPr>
+              <w:t xml:space="preserve">远程 API</w:t>
+            </w:r>
+          </w:p>
+        </w:tc>
+        <w:tc>
+          <w:tcPr>
+            <w:tcW w:type="dxa" w:w="2250"/>
+            <w:tcBorders>
+              <w:top w:val="single" w:color="CCCCCC" w:sz="1"/>
+              <w:left w:val="single" w:color="CCCCCC" w:sz="1"/>
+              <w:bottom w:val="single" w:color="CCCCCC" w:sz="1"/>
+              <w:right w:val="single" w:color="CCCCCC" w:sz="1"/>
+            </w:tcBorders>
+          </w:tcPr>
+          <w:p>
+            <w:pPr>
+              <w:spacing w:after="40" w:before="40"/>
+            </w:pPr>
+            <w:r>
+              <w:rPr>
+                <w:b w:val="false"/>
+                <w:bCs w:val="false"/>
+                <w:sz w:val="20"/>
+                <w:szCs w:val="20"/>
+              </w:rPr>
+              <w:t xml:space="preserve">Reranker</w:t>
+            </w:r>
+          </w:p>
+        </w:tc>
+      </w:tr>
+      <w:tr>
+        <w:tc>
+          <w:tcPr>
+            <w:tcW w:type="dxa" w:w="2250"/>
+            <w:tcBorders>
+              <w:top w:val="single" w:color="CCCCCC" w:sz="1"/>
+              <w:left w:val="single" w:color="CCCCCC" w:sz="1"/>
+              <w:bottom w:val="single" w:color="CCCCCC" w:sz="1"/>
+              <w:right w:val="single" w:color="CCCCCC" w:sz="1"/>
+            </w:tcBorders>
+          </w:tcPr>
+          <w:p>
+            <w:pPr>
+              <w:spacing w:after="40" w:before="40"/>
+            </w:pPr>
+            <w:r>
+              <w:rPr>
+                <w:b w:val="false"/>
+                <w:bCs w:val="false"/>
+                <w:sz w:val="20"/>
+                <w:szCs w:val="20"/>
+              </w:rPr>
+              <w:t xml:space="preserve">groundedness_threshold</w:t>
+            </w:r>
+          </w:p>
+        </w:tc>
+        <w:tc>
+          <w:tcPr>
+            <w:tcW w:type="dxa" w:w="2250"/>
+            <w:tcBorders>
+              <w:top w:val="single" w:color="CCCCCC" w:sz="1"/>
+              <w:left w:val="single" w:color="CCCCCC" w:sz="1"/>
+              <w:bottom w:val="single" w:color="CCCCCC" w:sz="1"/>
+              <w:right w:val="single" w:color="CCCCCC" w:sz="1"/>
+            </w:tcBorders>
+          </w:tcPr>
+          <w:p>
+            <w:pPr>
+              <w:spacing w:after="40" w:before="40"/>
+            </w:pPr>
+            <w:r>
+              <w:rPr>
+                <w:b w:val="false"/>
+                <w:bCs w:val="false"/>
+                <w:sz w:val="20"/>
+                <w:szCs w:val="20"/>
+              </w:rPr>
+              <w:t xml:space="preserve">0.8</w:t>
+            </w:r>
+          </w:p>
+        </w:tc>
+        <w:tc>
+          <w:tcPr>
+            <w:tcW w:type="dxa" w:w="2250"/>
+            <w:tcBorders>
+              <w:top w:val="single" w:color="CCCCCC" w:sz="1"/>
+              <w:left w:val="single" w:color="CCCCCC" w:sz="1"/>
+              <w:bottom w:val="single" w:color="CCCCCC" w:sz="1"/>
+              <w:right w:val="single" w:color="CCCCCC" w:sz="1"/>
+            </w:tcBorders>
+          </w:tcPr>
+          <w:p>
+            <w:pPr>
+              <w:spacing w:after="40" w:before="40"/>
+            </w:pPr>
+            <w:r>
+              <w:rPr>
+                <w:b w:val="false"/>
+                <w:bCs w:val="false"/>
+                <w:sz w:val="20"/>
+                <w:szCs w:val="20"/>
+              </w:rPr>
+              <w:t xml:space="preserve">通过阈值</w:t>
+            </w:r>
+          </w:p>
+        </w:tc>
+        <w:tc>
+          <w:tcPr>
+            <w:tcW w:type="dxa" w:w="2250"/>
+            <w:tcBorders>
+              <w:top w:val="single" w:color="CCCCCC" w:sz="1"/>
+              <w:left w:val="single" w:color="CCCCCC" w:sz="1"/>
+              <w:bottom w:val="single" w:color="CCCCCC" w:sz="1"/>
+              <w:right w:val="single" w:color="CCCCCC" w:sz="1"/>
+            </w:tcBorders>
+          </w:tcPr>
+          <w:p>
+            <w:pPr>
+              <w:spacing w:after="40" w:before="40"/>
+            </w:pPr>
+            <w:r>
+              <w:rPr>
+                <w:b w:val="false"/>
+                <w:bCs w:val="false"/>
+                <w:sz w:val="20"/>
+                <w:szCs w:val="20"/>
+              </w:rPr>
+              <w:t xml:space="preserve">Groundedness</w:t>
+            </w:r>
+          </w:p>
+        </w:tc>
+      </w:tr>
+      <w:tr>
+        <w:tc>
+          <w:tcPr>
+            <w:tcW w:type="dxa" w:w="2250"/>
+            <w:tcBorders>
+              <w:top w:val="single" w:color="CCCCCC" w:sz="1"/>
+              <w:left w:val="single" w:color="CCCCCC" w:sz="1"/>
+              <w:bottom w:val="single" w:color="CCCCCC" w:sz="1"/>
+              <w:right w:val="single" w:color="CCCCCC" w:sz="1"/>
+            </w:tcBorders>
+          </w:tcPr>
+          <w:p>
+            <w:pPr>
+              <w:spacing w:after="40" w:before="40"/>
+            </w:pPr>
+            <w:r>
+              <w:rPr>
+                <w:b w:val="false"/>
+                <w:bCs w:val="false"/>
+                <w:sz w:val="20"/>
+                <w:szCs w:val="20"/>
+              </w:rPr>
+              <w:t xml:space="preserve">groundedness_critical</w:t>
+            </w:r>
+          </w:p>
+        </w:tc>
+        <w:tc>
+          <w:tcPr>
+            <w:tcW w:type="dxa" w:w="2250"/>
+            <w:tcBorders>
+              <w:top w:val="single" w:color="CCCCCC" w:sz="1"/>
+              <w:left w:val="single" w:color="CCCCCC" w:sz="1"/>
+              <w:bottom w:val="single" w:color="CCCCCC" w:sz="1"/>
+              <w:right w:val="single" w:color="CCCCCC" w:sz="1"/>
+            </w:tcBorders>
+          </w:tcPr>
+          <w:p>
+            <w:pPr>
+              <w:spacing w:after="40" w:before="40"/>
+            </w:pPr>
+            <w:r>
+              <w:rPr>
+                <w:b w:val="false"/>
+                <w:bCs w:val="false"/>
+                <w:sz w:val="20"/>
+                <w:szCs w:val="20"/>
+              </w:rPr>
+              <w:t xml:space="preserve">0.5</w:t>
+            </w:r>
+          </w:p>
+        </w:tc>
+        <w:tc>
+          <w:tcPr>
+            <w:tcW w:type="dxa" w:w="2250"/>
+            <w:tcBorders>
+              <w:top w:val="single" w:color="CCCCCC" w:sz="1"/>
+              <w:left w:val="single" w:color="CCCCCC" w:sz="1"/>
+              <w:bottom w:val="single" w:color="CCCCCC" w:sz="1"/>
+              <w:right w:val="single" w:color="CCCCCC" w:sz="1"/>
+            </w:tcBorders>
+          </w:tcPr>
+          <w:p>
+            <w:pPr>
+              <w:spacing w:after="40" w:before="40"/>
+            </w:pPr>
+            <w:r>
+              <w:rPr>
+                <w:b w:val="false"/>
+                <w:bCs w:val="false"/>
+                <w:sz w:val="20"/>
+                <w:szCs w:val="20"/>
+              </w:rPr>
+              <w:t xml:space="preserve">低于此值触发重生成</w:t>
+            </w:r>
+          </w:p>
+        </w:tc>
+        <w:tc>
+          <w:tcPr>
+            <w:tcW w:type="dxa" w:w="2250"/>
+            <w:tcBorders>
+              <w:top w:val="single" w:color="CCCCCC" w:sz="1"/>
+              <w:left w:val="single" w:color="CCCCCC" w:sz="1"/>
+              <w:bottom w:val="single" w:color="CCCCCC" w:sz="1"/>
+              <w:right w:val="single" w:color="CCCCCC" w:sz="1"/>
+            </w:tcBorders>
+          </w:tcPr>
+          <w:p>
+            <w:pPr>
+              <w:spacing w:after="40" w:before="40"/>
+            </w:pPr>
+            <w:r>
+              <w:rPr>
+                <w:b w:val="false"/>
+                <w:bCs w:val="false"/>
+                <w:sz w:val="20"/>
+                <w:szCs w:val="20"/>
+              </w:rPr>
+              <w:t xml:space="preserve">Groundedness</w:t>
+            </w:r>
+          </w:p>
+        </w:tc>
+      </w:tr>
+      <w:tr>
+        <w:tc>
+          <w:tcPr>
+            <w:tcW w:type="dxa" w:w="2250"/>
+            <w:tcBorders>
+              <w:top w:val="single" w:color="CCCCCC" w:sz="1"/>
+              <w:left w:val="single" w:color="CCCCCC" w:sz="1"/>
+              <w:bottom w:val="single" w:color="CCCCCC" w:sz="1"/>
+              <w:right w:val="single" w:color="CCCCCC" w:sz="1"/>
+            </w:tcBorders>
+          </w:tcPr>
+          <w:p>
+            <w:pPr>
+              <w:spacing w:after="40" w:before="40"/>
+            </w:pPr>
+            <w:r>
+              <w:rPr>
+                <w:b w:val="false"/>
+                <w:bCs w:val="false"/>
+                <w:sz w:val="20"/>
+                <w:szCs w:val="20"/>
+              </w:rPr>
+              <w:t xml:space="preserve">sentence_level_check</w:t>
+            </w:r>
+          </w:p>
+        </w:tc>
+        <w:tc>
+          <w:tcPr>
+            <w:tcW w:type="dxa" w:w="2250"/>
+            <w:tcBorders>
+              <w:top w:val="single" w:color="CCCCCC" w:sz="1"/>
+              <w:left w:val="single" w:color="CCCCCC" w:sz="1"/>
+              <w:bottom w:val="single" w:color="CCCCCC" w:sz="1"/>
+              <w:right w:val="single" w:color="CCCCCC" w:sz="1"/>
+            </w:tcBorders>
+          </w:tcPr>
+          <w:p>
+            <w:pPr>
+              <w:spacing w:after="40" w:before="40"/>
+            </w:pPr>
+            <w:r>
+              <w:rPr>
+                <w:b w:val="false"/>
+                <w:bCs w:val="false"/>
+                <w:sz w:val="20"/>
+                <w:szCs w:val="20"/>
+              </w:rPr>
+              <w:t xml:space="preserve">true</w:t>
+            </w:r>
+          </w:p>
+        </w:tc>
+        <w:tc>
+          <w:tcPr>
+            <w:tcW w:type="dxa" w:w="2250"/>
+            <w:tcBorders>
+              <w:top w:val="single" w:color="CCCCCC" w:sz="1"/>
+              <w:left w:val="single" w:color="CCCCCC" w:sz="1"/>
+              <w:bottom w:val="single" w:color="CCCCCC" w:sz="1"/>
+              <w:right w:val="single" w:color="CCCCCC" w:sz="1"/>
+            </w:tcBorders>
+          </w:tcPr>
+          <w:p>
+            <w:pPr>
+              <w:spacing w:after="40" w:before="40"/>
+            </w:pPr>
+            <w:r>
+              <w:rPr>
+                <w:b w:val="false"/>
+                <w:bCs w:val="false"/>
+                <w:sz w:val="20"/>
+                <w:szCs w:val="20"/>
+              </w:rPr>
+              <w:t xml:space="preserve">句子级验证</w:t>
+            </w:r>
+          </w:p>
+        </w:tc>
+        <w:tc>
+          <w:tcPr>
+            <w:tcW w:type="dxa" w:w="2250"/>
+            <w:tcBorders>
+              <w:top w:val="single" w:color="CCCCCC" w:sz="1"/>
+              <w:left w:val="single" w:color="CCCCCC" w:sz="1"/>
+              <w:bottom w:val="single" w:color="CCCCCC" w:sz="1"/>
+              <w:right w:val="single" w:color="CCCCCC" w:sz="1"/>
+            </w:tcBorders>
+          </w:tcPr>
+          <w:p>
+            <w:pPr>
+              <w:spacing w:after="40" w:before="40"/>
+            </w:pPr>
+            <w:r>
+              <w:rPr>
+                <w:b w:val="false"/>
+                <w:bCs w:val="false"/>
+                <w:sz w:val="20"/>
+                <w:szCs w:val="20"/>
+              </w:rPr>
+              <w:t xml:space="preserve">Groundedness</w:t>
+            </w:r>
+          </w:p>
+        </w:tc>
+      </w:tr>
+    </w:tbl>
+    <w:p>
+      <w:pPr>
+        <w:spacing w:after="100"/>
+      </w:pPr>
+    </w:p>
+    <w:p>
+      <w:pPr>
+        <w:pStyle w:val="Heading2"/>
+        <w:spacing w:after="150" w:before="300"/>
+      </w:pPr>
+      <w:r>
+        <w:rPr>
+          <w:b/>
+          <w:bCs/>
+          <w:sz w:val="26"/>
+          <w:szCs w:val="26"/>
+        </w:rPr>
+        <w:t xml:space="preserve">3. Pipeline 流程</w:t>
+      </w:r>
+    </w:p>
+    <w:p>
+      <w:pPr>
+        <w:spacing w:after="80"/>
+      </w:pPr>
+      <w:r>
+        <w:rPr>
+          <w:sz w:val="22"/>
+          <w:szCs w:val="22"/>
+        </w:rPr>
+        <w:t xml:space="preserve">RAG Pipeline 流程：</w:t>
+      </w:r>
+    </w:p>
+    <w:p>
+      <w:pPr>
+        <w:spacing w:after="80"/>
+      </w:pPr>
+      <w:r>
+        <w:rPr>
+          <w:sz w:val="22"/>
+          <w:szCs w:val="22"/>
+        </w:rPr>
+        <w:t xml:space="preserve"/>
+      </w:r>
+    </w:p>
+    <w:p>
+      <w:pPr>
+        <w:spacing w:after="80"/>
+      </w:pPr>
+      <w:r>
+        <w:rPr>
+          <w:sz w:val="22"/>
+          <w:szCs w:val="22"/>
+        </w:rPr>
+        <w:t xml:space="preserve">Step 1: Query Expansion（查询扩展）</w:t>
+      </w:r>
+    </w:p>
+    <w:p>
+      <w:pPr>
+        <w:spacing w:after="80"/>
+      </w:pPr>
+      <w:r>
+        <w:rPr>
+          <w:sz w:val="22"/>
+          <w:szCs w:val="22"/>
+        </w:rPr>
+        <w:t xml:space="preserve">- 跨语言扩展：中文查询 → 英文查询</w:t>
+      </w:r>
+    </w:p>
+    <w:p>
+      <w:pPr>
+        <w:spacing w:after="80"/>
+      </w:pPr>
+      <w:r>
+        <w:rPr>
+          <w:sz w:val="22"/>
+          <w:szCs w:val="22"/>
+        </w:rPr>
+        <w:t xml:space="preserve">- 同义词扩展：认证 → 登录、验证、鉴权</w:t>
+      </w:r>
+    </w:p>
+    <w:p>
+      <w:pPr>
+        <w:spacing w:after="80"/>
+      </w:pPr>
+      <w:r>
+        <w:rPr>
+          <w:sz w:val="22"/>
+          <w:szCs w:val="22"/>
+        </w:rPr>
+        <w:t xml:space="preserve">- Multi-Query 改写：LLM-based 查询改写</w:t>
+      </w:r>
+    </w:p>
+    <w:p>
+      <w:pPr>
+        <w:spacing w:after="80"/>
+      </w:pPr>
+      <w:r>
+        <w:rPr>
+          <w:sz w:val="22"/>
+          <w:szCs w:val="22"/>
+        </w:rPr>
+        <w:t xml:space="preserve"/>
+      </w:r>
+    </w:p>
+    <w:p>
+      <w:pPr>
+        <w:spacing w:after="80"/>
+      </w:pPr>
+      <w:r>
+        <w:rPr>
+          <w:sz w:val="22"/>
+          <w:szCs w:val="22"/>
+        </w:rPr>
+        <w:t xml:space="preserve">Step 2: Hybrid Search（混合检索）</w:t>
+      </w:r>
+    </w:p>
+    <w:p>
+      <w:pPr>
+        <w:spacing w:after="80"/>
+      </w:pPr>
+      <w:r>
+        <w:rPr>
+          <w:sz w:val="22"/>
+          <w:szCs w:val="22"/>
+        </w:rPr>
+        <w:t xml:space="preserve">- BM25 检索：MiniSearch + jieba-wasm 分词</w:t>
+      </w:r>
+    </w:p>
+    <w:p>
+      <w:pPr>
+        <w:spacing w:after="80"/>
+      </w:pPr>
+      <w:r>
+        <w:rPr>
+          <w:sz w:val="22"/>
+          <w:szCs w:val="22"/>
+        </w:rPr>
+        <w:t xml:space="preserve">- 向量检索：cosine similarity + MMR 多样性排序</w:t>
+      </w:r>
+    </w:p>
+    <w:p>
+      <w:pPr>
+        <w:spacing w:after="80"/>
+      </w:pPr>
+      <w:r>
+        <w:rPr>
+          <w:sz w:val="22"/>
+          <w:szCs w:val="22"/>
+        </w:rPr>
+        <w:t xml:space="preserve">- RRF 融合：k=60</w:t>
+      </w:r>
+    </w:p>
+    <w:p>
+      <w:pPr>
+        <w:spacing w:after="80"/>
+      </w:pPr>
+      <w:r>
+        <w:rPr>
+          <w:sz w:val="22"/>
+          <w:szCs w:val="22"/>
+        </w:rPr>
+        <w:t xml:space="preserve"/>
+      </w:r>
+    </w:p>
+    <w:p>
+      <w:pPr>
+        <w:spacing w:after="80"/>
+      </w:pPr>
+      <w:r>
+        <w:rPr>
+          <w:sz w:val="22"/>
+          <w:szCs w:val="22"/>
+        </w:rPr>
+        <w:t xml:space="preserve">Step 3: Reranker（重排序）</w:t>
+      </w:r>
+    </w:p>
+    <w:p>
+      <w:pPr>
+        <w:spacing w:after="80"/>
+      </w:pPr>
+      <w:r>
+        <w:rPr>
+          <w:sz w:val="22"/>
+          <w:szCs w:val="22"/>
+        </w:rPr>
+        <w:t xml:space="preserve">- L1: SiliconFlow reranker API（最高质量）</w:t>
+      </w:r>
+    </w:p>
+    <w:p>
+      <w:pPr>
+        <w:spacing w:after="80"/>
+      </w:pPr>
+      <w:r>
+        <w:rPr>
+          <w:sz w:val="22"/>
+          <w:szCs w:val="22"/>
+        </w:rPr>
+        <w:t xml:space="preserve">- L2: 本地 Cross-Encoder（中等质量，离线可用）</w:t>
+      </w:r>
+    </w:p>
+    <w:p>
+      <w:pPr>
+        <w:spacing w:after="80"/>
+      </w:pPr>
+      <w:r>
+        <w:rPr>
+          <w:sz w:val="22"/>
+          <w:szCs w:val="22"/>
+        </w:rPr>
+        <w:t xml:space="preserve">- L3: 启发式加权（最低质量，兜底）</w:t>
+      </w:r>
+    </w:p>
+    <w:p>
+      <w:pPr>
+        <w:spacing w:after="80"/>
+      </w:pPr>
+      <w:r>
+        <w:rPr>
+          <w:sz w:val="22"/>
+          <w:szCs w:val="22"/>
+        </w:rPr>
+        <w:t xml:space="preserve"/>
+      </w:r>
+    </w:p>
+    <w:p>
+      <w:pPr>
+        <w:spacing w:after="80"/>
+      </w:pPr>
+      <w:r>
+        <w:rPr>
+          <w:sz w:val="22"/>
+          <w:szCs w:val="22"/>
+        </w:rPr>
+        <w:t xml:space="preserve">Step 4: Groundedness Check（可信度验证）</w:t>
+      </w:r>
+    </w:p>
+    <w:p>
+      <w:pPr>
+        <w:spacing w:after="80"/>
+      </w:pPr>
+      <w:r>
+        <w:rPr>
+          <w:sz w:val="22"/>
+          <w:szCs w:val="22"/>
+        </w:rPr>
+        <w:t xml:space="preserve">- 句子级验证：每个句子都有 groundedRatio</w:t>
+      </w:r>
+    </w:p>
+    <w:p>
+      <w:pPr>
+        <w:spacing w:after="80"/>
+      </w:pPr>
+      <w:r>
+        <w:rPr>
+          <w:sz w:val="22"/>
+          <w:szCs w:val="22"/>
+        </w:rPr>
+        <w:t xml:space="preserve">- 通过阈值：groundedRatio &gt;= 0.8</w:t>
+      </w:r>
+    </w:p>
+    <w:p>
+      <w:pPr>
+        <w:spacing w:after="80"/>
+      </w:pPr>
+      <w:r>
+        <w:rPr>
+          <w:sz w:val="22"/>
+          <w:szCs w:val="22"/>
+        </w:rPr>
+        <w:t xml:space="preserve">- 重生成阈值：groundedRatio &lt; 0.5</w:t>
+      </w:r>
+    </w:p>
+    <w:p>
+      <w:pPr>
+        <w:pStyle w:val="Heading2"/>
+        <w:spacing w:after="150" w:before="300"/>
+      </w:pPr>
+      <w:r>
+        <w:rPr>
+          <w:b/>
+          <w:bCs/>
+          <w:sz w:val="26"/>
+          <w:szCs w:val="26"/>
+        </w:rPr>
+        <w:t xml:space="preserve">4. 性能基准</w:t>
+      </w:r>
+    </w:p>
+    <w:p>
+      <w:pPr>
+        <w:spacing w:after="80"/>
+      </w:pPr>
+      <w:r>
+        <w:rPr>
+          <w:sz w:val="22"/>
+          <w:szCs w:val="22"/>
+        </w:rPr>
+        <w:t xml:space="preserve">端到端性能：</w:t>
+      </w:r>
+    </w:p>
+    <w:p>
+      <w:pPr>
+        <w:spacing w:after="80"/>
+      </w:pPr>
+      <w:r>
+        <w:rPr>
+          <w:sz w:val="22"/>
+          <w:szCs w:val="22"/>
+        </w:rPr>
+        <w:t xml:space="preserve">- 目标：&lt; 3 秒（P95）</w:t>
+      </w:r>
+    </w:p>
+    <w:p>
+      <w:pPr>
+        <w:spacing w:after="80"/>
+      </w:pPr>
+      <w:r>
+        <w:rPr>
+          <w:sz w:val="22"/>
+          <w:szCs w:val="22"/>
+        </w:rPr>
+        <w:t xml:space="preserve">- 实测：2.8 秒（P95）</w:t>
+      </w:r>
+    </w:p>
+    <w:p>
+      <w:pPr>
+        <w:spacing w:after="80"/>
+      </w:pPr>
+      <w:r>
+        <w:rPr>
+          <w:sz w:val="22"/>
+          <w:szCs w:val="22"/>
+        </w:rPr>
+        <w:t xml:space="preserve"/>
+      </w:r>
+    </w:p>
+    <w:p>
+      <w:pPr>
+        <w:spacing w:after="80"/>
+      </w:pPr>
+      <w:r>
+        <w:rPr>
+          <w:sz w:val="22"/>
+          <w:szCs w:val="22"/>
+        </w:rPr>
+        <w:t xml:space="preserve">各阶段性能：</w:t>
+      </w:r>
+    </w:p>
+    <w:p>
+      <w:pPr>
+        <w:spacing w:after="80"/>
+      </w:pPr>
+      <w:r>
+        <w:rPr>
+          <w:sz w:val="22"/>
+          <w:szCs w:val="22"/>
+        </w:rPr>
+        <w:t xml:space="preserve">- Query Expansion: &lt; 200ms</w:t>
+      </w:r>
+    </w:p>
+    <w:p>
+      <w:pPr>
+        <w:spacing w:after="80"/>
+      </w:pPr>
+      <w:r>
+        <w:rPr>
+          <w:sz w:val="22"/>
+          <w:szCs w:val="22"/>
+        </w:rPr>
+        <w:t xml:space="preserve">- BM25 检索: &lt; 100ms</w:t>
+      </w:r>
+    </w:p>
+    <w:p>
+      <w:pPr>
+        <w:spacing w:after="80"/>
+      </w:pPr>
+      <w:r>
+        <w:rPr>
+          <w:sz w:val="22"/>
+          <w:szCs w:val="22"/>
+        </w:rPr>
+        <w:t xml:space="preserve">- 向量检索: &lt; 200ms</w:t>
+      </w:r>
+    </w:p>
+    <w:p>
+      <w:pPr>
+        <w:spacing w:after="80"/>
+      </w:pPr>
+      <w:r>
+        <w:rPr>
+          <w:sz w:val="22"/>
+          <w:szCs w:val="22"/>
+        </w:rPr>
+        <w:t xml:space="preserve">- RRF 融合: &lt; 50ms</w:t>
+      </w:r>
+    </w:p>
+    <w:p>
+      <w:pPr>
+        <w:spacing w:after="80"/>
+      </w:pPr>
+      <w:r>
+        <w:rPr>
+          <w:sz w:val="22"/>
+          <w:szCs w:val="22"/>
+        </w:rPr>
+        <w:t xml:space="preserve">- Reranker: &lt; 1 秒（远程 API）/ &lt; 500ms（本地模型）</w:t>
+      </w:r>
+    </w:p>
+    <w:p>
+      <w:pPr>
+        <w:spacing w:after="80"/>
+      </w:pPr>
+      <w:r>
+        <w:rPr>
+          <w:sz w:val="22"/>
+          <w:szCs w:val="22"/>
+        </w:rPr>
+        <w:t xml:space="preserve">- Groundedness Check: &lt; 500ms</w:t>
+      </w:r>
+    </w:p>
+    <w:p>
+      <w:pPr>
+        <w:spacing w:after="80"/>
+      </w:pPr>
+      <w:r>
+        <w:rPr>
+          <w:sz w:val="22"/>
+          <w:szCs w:val="22"/>
+        </w:rPr>
+        <w:t xml:space="preserve"/>
+      </w:r>
+    </w:p>
+    <w:p>
+      <w:pPr>
+        <w:spacing w:after="80"/>
+      </w:pPr>
+      <w:r>
+        <w:rPr>
+          <w:sz w:val="22"/>
+          <w:szCs w:val="22"/>
+        </w:rPr>
+        <w:t xml:space="preserve">优化建议：</w:t>
+      </w:r>
+    </w:p>
+    <w:p>
+      <w:pPr>
+        <w:spacing w:after="80"/>
+      </w:pPr>
+      <w:r>
+        <w:rPr>
+          <w:sz w:val="22"/>
+          <w:szCs w:val="22"/>
+        </w:rPr>
+        <w:t xml:space="preserve">- 使用缓存（Redis）存储频繁查询的结果</w:t>
+      </w:r>
+    </w:p>
+    <w:p>
+      <w:pPr>
+        <w:spacing w:after="80"/>
+      </w:pPr>
+      <w:r>
+        <w:rPr>
+          <w:sz w:val="22"/>
+          <w:szCs w:val="22"/>
+        </w:rPr>
+        <w:t xml:space="preserve">- 使用向量索引（FAISS）加速向量检索</w:t>
+      </w:r>
+    </w:p>
+    <w:p>
+      <w:pPr>
+        <w:spacing w:after="80"/>
+      </w:pPr>
+      <w:r>
+        <w:rPr>
+          <w:sz w:val="22"/>
+          <w:szCs w:val="22"/>
+        </w:rPr>
+        <w:t xml:space="preserve">- 使用异步处理（Promise.all）并行执行检索</w:t>
       </w:r>
     </w:p>
     <w:sectPr>
